--- a/src/documentos/Manual_Tecnico_Backend_OPT.docx
+++ b/src/documentos/Manual_Tecnico_Backend_OPT.docx
@@ -2519,6 +2519,12 @@
         </w:tc>
       </w:tr>
     </w:tbl>
+    <w:p>
+      <w:pPr/>
+      <w:r>
+        <w:t>NumeroOT (2026-09-11) deja de generarse con SEQUENCE (SEQ_NumeroOT) y vuelve a ingresarse manualmente, igual que en el legacy — pero con una validación nueva que el legacy no tenía: no puede repetirse con otra OT del mismo año (por CreadoEn) que no esté anulada (IOrdenDeTrabajoRepositorio.ExisteNumeroOTVigenteAsync, DomainException → 422 si choca). Inmutable tras crear la orden. Ver 7.7 (script 008) para el respaldo de índice único filtrado en la BD.</w:t>
+      </w:r>
+    </w:p>
     <w:p>
       <w:pPr>
         <w:spacing w:after="80"/>
@@ -3188,7 +3194,23 @@
         <w:pStyle w:val="ListBullet"/>
       </w:pPr>
       <w:r>
-        <w:t>Fuera de alcance deliberado: anular un abono o un pago ya registrado (hoy solo se anulan cuotas y la OT completa), y la autorización por sucursal en los endpoints — ver 7.6.</w:t>
+        <w:t>N° de OT manual (2026-09-11) — CrearOrdenDeTrabajoCommand gana el campo NumeroOT (validado &gt; 0); el handler llama a ExisteNumeroOTVigenteAsync(numeroOT, año) antes de crear y lanza DomainException si hay choque con otra OT vigente del mismo año. Deliberadamente no se acumuló en el diccionario errores de ValidationException (el frontend solo muestra el title del problema en el toast, no el detalle por campo).</w:t>
+      </w:r>
+    </w:p>
+    <w:p>
+      <w:pPr>
+        <w:pStyle w:val="ListBullet"/>
+      </w:pPr>
+      <w:r>
+        <w:t>Autorización por rol y por sucursal (2026-09-15) — los handlers de OrdenesDeTrabajo (Crear, Actualizar, CambiarEstado, Anular, RegistrarAbono, RegistrarPago, GenerarPlanCuotas, PagarCuota, AnularCuota, ObtenerPorId) llaman a AutorizacionSucursal.ValidarAcceso antes de operar, y OrdenesDeTrabajoController restringe cada acción con AutorizarRolesAttribute según RolesOPT (Anular/AnularCuota más restringido; CambiarEstado suma Control Calidad). Detalle completo en 8.3.</w:t>
+      </w:r>
+    </w:p>
+    <w:p>
+      <w:pPr>
+        <w:pStyle w:val="ListBullet"/>
+      </w:pPr>
+      <w:r>
+        <w:t>Fuera de alcance deliberado: anular un abono o un pago ya registrado (hoy solo se anulan cuotas y la OT completa). La autorización por sucursal en los endpoints, que esta misma lista marcaba como pendiente, se resolvió en la sesión 2026-09-15 — ver 8.3 y 7.6.</w:t>
       </w:r>
     </w:p>
     <w:p>
@@ -4721,6 +4743,12 @@
       <w:pPr>
         <w:spacing w:after="80"/>
       </w:pPr>
+    </w:p>
+    <w:p>
+      <w:pPr/>
+      <w:r>
+        <w:t>Nota (2026-09-15): la mayoría de estos controllers llevan además AutorizarRolesAttribute a nivel de clase o de acción (UsuariosController, SucursalesController/EmpresasController en sus mutaciones, ClientesController/AnamnesisController/RecetaCristalesController, OrdenesDeTrabajoController por acción, CobranzaController) — ver 8.3 para el detalle del mecanismo y el mapeo rol→acción completo. Los catálogos de solo lectura quedan sin restricción de rol.</w:t>
+      </w:r>
     </w:p>
     <w:p>
       <w:pPr>
@@ -6167,7 +6195,7 @@
           <w:color w:val="2E74B5"/>
           <w:sz w:val="19"/>
         </w:rPr>
-        <w:t>Resuelto en 002_catalogos.sql (2026-08-21): EstadoOTId (OPT_OrdenDeTrabajo), FormaPagoId (OPT_Abono) y CategoriaId (OPT_Producto) ya tienen FK real contra las entidades de catálogo OPT_EstadoOT, OPT_FormaPago y OPT_CategoriaProducto (ver 7.7). OPT_BitacoraOT.EstadoAnteriorId/EstadoNuevoId siguen sin FK real (int simple) — deuda técnica vigente. RESUELTA (2026-08-27, misma jornada): las tablas OPT_Pago, OPT_Cuota y OPT_EstadoCuota y las 4 columnas nuevas de OPT_OrdenDeTrabajo se habían creado con SQL escrito a mano en 004_comercial_pagos_cuotas.sql (ADR 0006), dejando el modelo de EF Core desalineado con dbOPT_NET. Al implementar la API del módulo (ADR 0007) se crearon las 3 entidades con sus IEntityTypeConfiguration&lt;T&gt;, las 4 propiedades, PublicId y el seed del estado ANULADO: el modelo y la base vuelven a estar alineados y el procedimiento de 7.2 es utilizable otra vez. La regla general sigue vigente: todo script de esquema escrito a mano vuelve a desalinear el modelo, así que la entidad y su configuración deben crearse en la misma sesión.</w:t>
+        <w:t>Resuelto en 002_catalogos.sql (2026-08-21): EstadoOTId (OPT_OrdenDeTrabajo), FormaPagoId (OPT_Abono) y CategoriaId (OPT_Producto) ya tienen FK real contra las entidades de catálogo OPT_EstadoOT, OPT_FormaPago y OPT_CategoriaProducto (ver 7.7). OPT_BitacoraOT.EstadoAnteriorId/EstadoNuevoId siguen sin FK real (int simple) — deuda técnica vigente. RESUELTA (2026-08-27, misma jornada): las tablas OPT_Pago, OPT_Cuota y OPT_EstadoCuota y las 4 columnas nuevas de OPT_OrdenDeTrabajo se habían creado con SQL escrito a mano en 004_comercial_pagos_cuotas.sql (ADR 0006), dejando el modelo de EF Core desalineado con dbOPT_NET. Al implementar la API del módulo (ADR 0007) se crearon las 3 entidades con sus IEntityTypeConfiguration&lt;T&gt;, las 4 propiedades, PublicId y el seed del estado ANULADO: el modelo y la base vuelven a estar alineados y el procedimiento de 7.2 es utilizable otra vez. La regla general sigue vigente: todo script de esquema escrito a mano vuelve a desalinear el modelo, así que la entidad y su configuración deben crearse en la misma sesión. RESUELTA (2026-09-15, misma jornada): 009_modulo_operativo.sql crea OPT_EstadoOperativo/OPT_Operativo/OPT_OperativoOT/OPT_GastoOperativo escrito a mano; a diferencia de 004, las entidades OPT.Domain y sus IEntityTypeConfiguration&lt;T&gt; se crearon en la MISMA sesión (ADR 0011) — el modelo y el script quedan alineados columna por columna, aunque el script todavía no se aplicó a dbOPT_NET (ver sección 14.4/14.7).</w:t>
       </w:r>
       <w:r>
         <w:rPr>
@@ -6175,6 +6203,7 @@
           <w:sz w:val="19"/>
         </w:rPr>
       </w:r>
+      <w:r/>
     </w:p>
     <w:p>
       <w:r>
@@ -10303,14 +10332,15 @@
             <w:tcW w:type="dxa" w:w="4252"/>
           </w:tcPr>
           <w:p>
-            <w:r/>
-            <w:r>
-              <w:rPr>
-                <w:rFonts w:ascii="Calibri" w:hAnsi="Calibri"/>
-                <w:b w:val="0"/>
-                <w:sz w:val="18"/>
-              </w:rPr>
-              <w:t>UNIQUE, DEFAULT NEXT VALUE FOR SEQ_NumeroOT</w:t>
+            <w:r>
+              <w:t>Ingresado manualmente (script 008, 2026-09-11) — único entre OT vigentes del mismo año, validado en la app; índice UQ_OrdenesDeTrabajo_NumeroOT_Vigente filtrado (WHERE EstadoOTId &lt;&gt; 7) como respaldo de la BD</w:t>
+            </w:r>
+            <w:r>
+              <w:rPr>
+                <w:rFonts w:ascii="Calibri" w:hAnsi="Calibri"/>
+                <w:b w:val="0"/>
+                <w:sz w:val="18"/>
+              </w:rPr>
             </w:r>
           </w:p>
         </w:tc>
@@ -14557,6 +14587,45 @@
       <w:r>
         <w:br w:type="page"/>
       </w:r>
+    </w:p>
+    <w:p>
+      <w:pPr>
+        <w:pStyle w:val="Heading2"/>
+      </w:pPr>
+      <w:r>
+        <w:t>8.3 Autorización por rol y por sucursal (2026-09-15)</w:t>
+      </w:r>
+    </w:p>
+    <w:p>
+      <w:pPr/>
+      <w:r>
+        <w:t>Además de la autenticación JWT, dos controles nuevos cierran los huecos de autorización que dejaba el [Authorize] genérico. Detalle completo, con archivo:línea y el checklist de los 18 controles de seguridad, en Manual_Tecnico_Seguridad_OPT.docx y su resumen operativo .agents/context/seguridad-apis.md. En síntesis:</w:t>
+      </w:r>
+    </w:p>
+    <w:p>
+      <w:pPr>
+        <w:pStyle w:val="ListBullet"/>
+      </w:pPr>
+      <w:r>
+        <w:t>Autorización por rol — atributo propio AutorizarRolesAttribute (OPT.API/Authorization/), IAuthorizationFilter que lee el claim numérico rolId del JWT. No usa [Authorize(Roles=...)] porque ese mecanismo compara contra ClaimTypes.Role, que este token no emite. Constantes y grupos de roles en RolesOPT (OPT.Domain/Common/): los 8 roles reales de OPT_Rol (Administrador=1, Supervisor=2, Operador=3, JefeSucursal=4, Vendedor=5, TecnicoMedico=6, ControlCalidad=7, Externo=8), agrupados por función (Administracion, GestionComercial, OperacionClinica, OperacionComercial/ConCalidad, AnulacionComercial, Cobranza, AccesoTotalSucursales). Aplicado a UsuariosController (Administrador exclusivo), SucursalesController/EmpresasController (mutaciones: Administrador/Supervisor), ClientesController/AnamnesisController/RecetaCristalesController (Administrador/Supervisor/JefeSucursal/Vendedor/TecnicoMedico/Operador — datos clínicos ADR 0004, sin ControlCalidad ni Externo), OrdenesDeTrabajoController (por acción: Anular/AnularCuota reservado a Administrador/Supervisor/JefeSucursal, CambiarEstado suma ControlCalidad) y CobranzaController (Administrador/Supervisor/JefeSucursal). Los catálogos de solo lectura quedan sin restricción. El legacy no tenía ningún control de rol a nivel de servidor (solo ocultaba ítems de menú) — el mapeo rol→acción es diseño nuevo de esta sesión, no una migración de una regla existente.</w:t>
+      </w:r>
+    </w:p>
+    <w:p>
+      <w:pPr>
+        <w:pStyle w:val="ListBullet"/>
+      </w:pPr>
+      <w:r>
+        <w:t>Autorización por sucursal / BOLA — AutorizacionSucursal.ValidarAcceso(currentUser, sucursalId) (OPT.Application/Common/Security/), invocado desde los handlers de OrdenesDeTrabajo que cargan o crean una OT: Crear, Actualizar, CambiarEstado, Anular, RegistrarAbono, RegistrarPago, GenerarPlanCuotas, PagarCuota, AnularCuota, ObtenerPorId. Lanza ForbiddenAccessException (nueva, mapeada a HTTP 403 en ExceptionHandlingMiddleware) si la OT no pertenece a la sucursal activa del usuario (claim sucursalId) ni a ninguna de sus sucursales asignadas (claim nuevo sucursales, CSV de UsuarioSucursal, agregado por TokenService). Administrador (RolesOPT.AccesoTotalSucursales) tiene alcance nacional y no pasa por esta validación. ObtenerOrdenesDeTrabajoQuery restringe de oficio a la sucursal activa cuando el usuario no filtra explícitamente y no tiene alcance nacional. Resuelve el punto 5 de «Pendiente» de CLAUDE.md.</w:t>
+      </w:r>
+    </w:p>
+    <w:p>
+      <w:pPr/>
+      <w:r>
+        <w:t>ICurrentUserService ganó RolId y SucursalesAsignadas (lee los claims rolId/sucursales del JWT). Verificado con dotnet build OPT.sln (compila limpio); no se corrió dotnet test ni pruebas end-to-end contra dbOPT_NET con sesión autenticada de cada rol en esta sesión.</w:t>
+      </w:r>
+    </w:p>
+    <w:p>
+      <w:pPr/>
     </w:p>
     <w:p>
       <w:pPr>
@@ -16225,6 +16294,48 @@
           <w:p>
             <w:r>
               <w:t>Casi todo el alcance quedó en frontend (bloqueo visible de edición cuando la OT está Entregado/anulada, cabecera completa en el paso Cliente, combo de receta reciente con historial opcional, y rediseño del paso Pago con tres modalidades explícitas y previsualización de cuotas mensuales). Única excepción de backend: CrearRecetaCristalesCommandValidator/ActualizarRecetaCristalesCommandValidator dejaron de exigir con NotEmpty() las 6 observaciones de los bloques Lejos/Cerca cuando su checkbox está activo — la primera pasada solo había tocado el frontend y habría dejado la API rechazando con 422. Sin cambios de esquema.</w:t>
+            </w:r>
+          </w:p>
+        </w:tc>
+      </w:tr>
+      <w:tr>
+        <w:tc>
+          <w:tcPr>
+            <w:tcW w:type="dxa" w:w="2160"/>
+          </w:tcPr>
+          <w:p>
+            <w:r>
+              <w:t>0011</w:t>
+            </w:r>
+          </w:p>
+        </w:tc>
+        <w:tc>
+          <w:tcPr>
+            <w:tcW w:type="dxa" w:w="2160"/>
+          </w:tcPr>
+          <w:p>
+            <w:r>
+              <w:t>API del módulo Operativo: agregado propio, snapshot de montos y reuso de roles</w:t>
+            </w:r>
+          </w:p>
+        </w:tc>
+        <w:tc>
+          <w:tcPr>
+            <w:tcW w:type="dxa" w:w="2160"/>
+          </w:tcPr>
+          <w:p>
+            <w:r>
+              <w:t>Aceptada</w:t>
+            </w:r>
+          </w:p>
+        </w:tc>
+        <w:tc>
+          <w:tcPr>
+            <w:tcW w:type="dxa" w:w="2160"/>
+          </w:tcPr>
+          <w:p>
+            <w:r>
+              <w:t>Operativo es agregado raíz propio que no referencia OrdenDeTrabajo desde OPT.Domain; MontoTotalVendido/MontoTotalPagado se calculan desde un snapshot en OperativoOT (MontoVendidoSnapshot/MontoPagadoSnapshot), refrescado a demanda vía POST /recalcular-montos, no en vivo; flujo de estados secuencial sin retroceso, Anulado solo desde Prospecto/Ingresado, sin bitácora propia; ganancia/pérdida se expone como ambas fórmulas derivadas (Pagado−Gastos y Vendido−Gastos); permisos reusan los grupos de RolesOPT ya existentes; filtro de Cobranza por Operativo resuelto extendiendo el listado de OT con operativoPublicId, sin tocar CobranzaController.</w:t>
             </w:r>
           </w:p>
         </w:tc>
@@ -17492,6 +17603,733 @@
           <w:sz w:val="21"/>
         </w:rPr>
         <w:t>Detalle operativo completo (gotchas de datos ya encontrados, el patrón de usuario bootstrap paso a paso, y qué esperar en las fases pendientes): .agents/context/migracion-datos-legacy.md. Justificación arquitectónica: .agents/decisions/0005-migracion-datos-herramienta-standalone.md.</w:t>
+      </w:r>
+    </w:p>
+    <w:p>
+      <w:pPr>
+        <w:pStyle w:val="Heading1"/>
+      </w:pPr>
+      <w:r>
+        <w:t>14. Módulo Operativo (Operativos Oftalmológicos en terreno)</w:t>
+      </w:r>
+    </w:p>
+    <w:p>
+      <w:pPr/>
+      <w:r>
+        <w:t>El usuario aportó un requerimiento funcional para un nuevo módulo: agrupar las OT generadas en una jornada de atención en terreno (“Operativo”) bajo esa jornada, registrar sus gastos, filtrar Cobranza y el reporte de cristales por Operativo, y calcular ganancia/pérdida (vendido y pagado vs. gastos). El módulo se construyó en dos etapas, ambas el 2026-09-15: Etapa 1 (esquema, §14.2) y Etapa 2 (OPT.Domain/OPT.Application/OPT.API completos, §14.5, ADR 0011). El detalle completo del requerimiento —incluido su texto íntegro— vive en .agents/context/modulo-operativo.md, que debe leerse antes de continuar con el frontend.</w:t>
+      </w:r>
+    </w:p>
+    <w:p>
+      <w:pPr>
+        <w:pStyle w:val="Heading2"/>
+      </w:pPr>
+      <w:r>
+        <w:t>14.1 Advertencia sobre el origen del requerimiento</w:t>
+      </w:r>
+    </w:p>
+    <w:p>
+      <w:pPr/>
+      <w:r>
+        <w:t>El documento de requerimiento fue escrito para OTRO proyecto (multi-tenant, PK UNIQUEIDENTIFIER/NEWSEQUENTIALID, columna IsDeleted, header X-Sucursal-Id, módulos “Agenda”/“Atención” inexistentes en OPT_NET) y daba por no implementada la entidad OrdenTrabajo — en OPT_NET, OrdenDeTrabajo está completa desde el 2026-08-27 (ADR 0007). Se tradujeron todas sus convenciones a las reales de OPT_NET antes de diseñar cualquier tabla. Tabla completa de la traducción en .agents/context/modulo-operativo.md § 2. Lección para sesiones futuras: nunca aplicar las convenciones de esquema/código de un requerimiento externo sin contrastarlas primero contra CLAUDE.md y el estado real del código.</w:t>
+      </w:r>
+    </w:p>
+    <w:p>
+      <w:pPr>
+        <w:pStyle w:val="Heading2"/>
+      </w:pPr>
+      <w:r>
+        <w:t>14.2 Esquema aplicado — 009_modulo_operativo.sql (NO aplicado aún a dbOPT_NET)</w:t>
+      </w:r>
+    </w:p>
+    <w:tbl>
+      <w:tblPr>
+        <w:tblStyle w:val="TableGrid"/>
+        <w:tblW w:type="auto" w:w="0"/>
+        <w:tblLook w:firstColumn="1" w:firstRow="1" w:lastColumn="0" w:lastRow="0" w:noHBand="0" w:noVBand="1" w:val="04A0"/>
+      </w:tblPr>
+      <w:tblGrid>
+        <w:gridCol w:w="2880"/>
+        <w:gridCol w:w="2880"/>
+        <w:gridCol w:w="2880"/>
+      </w:tblGrid>
+      <w:tr>
+        <w:tc>
+          <w:tcPr>
+            <w:tcW w:type="dxa" w:w="2880"/>
+          </w:tcPr>
+          <w:p>
+            <w:r>
+              <w:t>Tabla / objeto</w:t>
+            </w:r>
+          </w:p>
+        </w:tc>
+        <w:tc>
+          <w:tcPr>
+            <w:tcW w:type="dxa" w:w="2880"/>
+          </w:tcPr>
+          <w:p>
+            <w:r>
+              <w:t>Tipo</w:t>
+            </w:r>
+          </w:p>
+        </w:tc>
+        <w:tc>
+          <w:tcPr>
+            <w:tcW w:type="dxa" w:w="2880"/>
+          </w:tcPr>
+          <w:p>
+            <w:r>
+              <w:t>Contenido</w:t>
+            </w:r>
+          </w:p>
+        </w:tc>
+      </w:tr>
+      <w:tr>
+        <w:tc>
+          <w:tcPr>
+            <w:tcW w:type="dxa" w:w="2880"/>
+          </w:tcPr>
+          <w:p>
+            <w:r>
+              <w:t>OPT_EstadoOperativo</w:t>
+            </w:r>
+          </w:p>
+        </w:tc>
+        <w:tc>
+          <w:tcPr>
+            <w:tcW w:type="dxa" w:w="2880"/>
+          </w:tcPr>
+          <w:p>
+            <w:r>
+              <w:t>Catálogo (sin auditoría)</w:t>
+            </w:r>
+          </w:p>
+        </w:tc>
+        <w:tc>
+          <w:tcPr>
+            <w:tcW w:type="dxa" w:w="2880"/>
+          </w:tcPr>
+          <w:p>
+            <w:r>
+              <w:t>PROSPECTO / INGRESADO / COBRANZA / CERRADO / ANULADO</w:t>
+            </w:r>
+          </w:p>
+        </w:tc>
+      </w:tr>
+      <w:tr>
+        <w:tc>
+          <w:tcPr>
+            <w:tcW w:type="dxa" w:w="2880"/>
+          </w:tcPr>
+          <w:p>
+            <w:r>
+              <w:t>SEQ_CorrelativoOperativo</w:t>
+            </w:r>
+          </w:p>
+        </w:tc>
+        <w:tc>
+          <w:tcPr>
+            <w:tcW w:type="dxa" w:w="2880"/>
+          </w:tcPr>
+          <w:p>
+            <w:r>
+              <w:t>SEQUENCE</w:t>
+            </w:r>
+          </w:p>
+        </w:tc>
+        <w:tc>
+          <w:tcPr>
+            <w:tcW w:type="dxa" w:w="2880"/>
+          </w:tcPr>
+          <w:p>
+            <w:r>
+              <w:t>Fuente del DEFAULT de Operativo.Correlativo (autogenerado)</w:t>
+            </w:r>
+          </w:p>
+        </w:tc>
+      </w:tr>
+      <w:tr>
+        <w:tc>
+          <w:tcPr>
+            <w:tcW w:type="dxa" w:w="2880"/>
+          </w:tcPr>
+          <w:p>
+            <w:r>
+              <w:t>OPT_Operativo</w:t>
+            </w:r>
+          </w:p>
+        </w:tc>
+        <w:tc>
+          <w:tcPr>
+            <w:tcW w:type="dxa" w:w="2880"/>
+          </w:tcPr>
+          <w:p>
+            <w:r>
+              <w:t>Auditable + PublicId</w:t>
+            </w:r>
+          </w:p>
+        </w:tc>
+        <w:tc>
+          <w:tcPr>
+            <w:tcW w:type="dxa" w:w="2880"/>
+          </w:tcPr>
+          <w:p>
+            <w:r>
+              <w:t>EmpresaId/SucursalId obligatorios, EstadoOperativoId, Correlativo, Fecha, Observacion, MontoTotalVendido/MontoTotalPagado/MontoTotalGastos (persistidos, recalculados transaccionalmente)</w:t>
+            </w:r>
+          </w:p>
+        </w:tc>
+      </w:tr>
+      <w:tr>
+        <w:tc>
+          <w:tcPr>
+            <w:tcW w:type="dxa" w:w="2880"/>
+          </w:tcPr>
+          <w:p>
+            <w:r>
+              <w:t>OPT_OperativoOT</w:t>
+            </w:r>
+          </w:p>
+        </w:tc>
+        <w:tc>
+          <w:tcPr>
+            <w:tcW w:type="dxa" w:w="2880"/>
+          </w:tcPr>
+          <w:p>
+            <w:r>
+              <w:t>Relación pura (sin auditoría)</w:t>
+            </w:r>
+          </w:p>
+        </w:tc>
+        <w:tc>
+          <w:tcPr>
+            <w:tcW w:type="dxa" w:w="2880"/>
+          </w:tcPr>
+          <w:p>
+            <w:r/>
+            <w:r>
+              <w:t>1 Operativo → N OT; índice único en OrdenDeTrabajoId (una OT pertenece a lo sumo un Operativo); sin PublicId propio (anidada bajo el Operativo, ADR 0004/0007). Gana MontoVendidoSnapshot/MontoPagadoSnapshot (decimal(18,2), DEFAULT 0) al construir el dominio (Etapa 2, ADR 0011): snapshot del Precio/TotalAbonado de la OT al asociarla, refrescado a demanda vía POST /api/operativos/{publicId}/recalcular-montos.</w:t>
+            </w:r>
+          </w:p>
+        </w:tc>
+      </w:tr>
+      <w:tr>
+        <w:tc>
+          <w:tcPr>
+            <w:tcW w:type="dxa" w:w="2880"/>
+          </w:tcPr>
+          <w:p>
+            <w:r>
+              <w:t>OPT_GastoOperativo</w:t>
+            </w:r>
+          </w:p>
+        </w:tc>
+        <w:tc>
+          <w:tcPr>
+            <w:tcW w:type="dxa" w:w="2880"/>
+          </w:tcPr>
+          <w:p>
+            <w:r>
+              <w:t>Auditable</w:t>
+            </w:r>
+          </w:p>
+        </w:tc>
+        <w:tc>
+          <w:tcPr>
+            <w:tcW w:type="dxa" w:w="2880"/>
+          </w:tcPr>
+          <w:p>
+            <w:r>
+              <w:t>OperativoId, Monto, NumeroDocumento, Observacion</w:t>
+            </w:r>
+          </w:p>
+        </w:tc>
+      </w:tr>
+    </w:tbl>
+    <w:p>
+      <w:pPr/>
+    </w:p>
+    <w:p>
+      <w:pPr/>
+      <w:r>
+        <w:t>Registrado en src/basedatos/README.md (tabla “Estado actual”) y en CLAUDE.md (§ Pendiente, punto 7).</w:t>
+      </w:r>
+    </w:p>
+    <w:p>
+      <w:pPr>
+        <w:pStyle w:val="Heading2"/>
+      </w:pPr>
+      <w:r>
+        <w:t>14.3 Decisiones cerradas con el usuario (2026-09-15)</w:t>
+      </w:r>
+    </w:p>
+    <w:tbl>
+      <w:tblPr>
+        <w:tblStyle w:val="TableGrid"/>
+        <w:tblW w:type="auto" w:w="0"/>
+        <w:tblLook w:firstColumn="1" w:firstRow="1" w:lastColumn="0" w:lastRow="0" w:noHBand="0" w:noVBand="1" w:val="04A0"/>
+      </w:tblPr>
+      <w:tblGrid>
+        <w:gridCol w:w="4320"/>
+        <w:gridCol w:w="4320"/>
+      </w:tblGrid>
+      <w:tr>
+        <w:tc>
+          <w:tcPr>
+            <w:tcW w:type="dxa" w:w="4320"/>
+          </w:tcPr>
+          <w:p>
+            <w:r>
+              <w:t>Punto del requerimiento</w:t>
+            </w:r>
+          </w:p>
+        </w:tc>
+        <w:tc>
+          <w:tcPr>
+            <w:tcW w:type="dxa" w:w="4320"/>
+          </w:tcPr>
+          <w:p>
+            <w:r>
+              <w:t>Decisión</w:t>
+            </w:r>
+          </w:p>
+        </w:tc>
+      </w:tr>
+      <w:tr>
+        <w:tc>
+          <w:tcPr>
+            <w:tcW w:type="dxa" w:w="4320"/>
+          </w:tcPr>
+          <w:p>
+            <w:r>
+              <w:t>8.5 Correlativo</w:t>
+            </w:r>
+          </w:p>
+        </w:tc>
+        <w:tc>
+          <w:tcPr>
+            <w:tcW w:type="dxa" w:w="4320"/>
+          </w:tcPr>
+          <w:p>
+            <w:r>
+              <w:t>Autogenerado por la BD (SEQUENCE), no manual</w:t>
+            </w:r>
+          </w:p>
+        </w:tc>
+      </w:tr>
+      <w:tr>
+        <w:tc>
+          <w:tcPr>
+            <w:tcW w:type="dxa" w:w="4320"/>
+          </w:tcPr>
+          <w:p>
+            <w:r>
+              <w:t>8.8 Alcance de Sucursal</w:t>
+            </w:r>
+          </w:p>
+        </w:tc>
+        <w:tc>
+          <w:tcPr>
+            <w:tcW w:type="dxa" w:w="4320"/>
+          </w:tcPr>
+          <w:p>
+            <w:r>
+              <w:t>Operativo.SucursalId obligatorio — reusa AutorizacionSucursal.ValidarAcceso a futuro</w:t>
+            </w:r>
+          </w:p>
+        </w:tc>
+      </w:tr>
+      <w:tr>
+        <w:tc>
+          <w:tcPr>
+            <w:tcW w:type="dxa" w:w="4320"/>
+          </w:tcPr>
+          <w:p>
+            <w:r>
+              <w:t>8.4 Campos de GastoOperativo</w:t>
+            </w:r>
+          </w:p>
+        </w:tc>
+        <w:tc>
+          <w:tcPr>
+            <w:tcW w:type="dxa" w:w="4320"/>
+          </w:tcPr>
+          <w:p>
+            <w:r>
+              <w:t>Solo Monto + NumeroDocumento + Observacion, sin fecha propia ni categoría</w:t>
+            </w:r>
+          </w:p>
+        </w:tc>
+      </w:tr>
+      <w:tr>
+        <w:tc>
+          <w:tcPr>
+            <w:tcW w:type="dxa" w:w="4320"/>
+          </w:tcPr>
+          <w:p>
+            <w:r>
+              <w:t>8.6 Transición a Anulado</w:t>
+            </w:r>
+          </w:p>
+        </w:tc>
+        <w:tc>
+          <w:tcPr>
+            <w:tcW w:type="dxa" w:w="4320"/>
+          </w:tcPr>
+          <w:p>
+            <w:r>
+              <w:t>Solo desde PROSPECTO o INGRESADO — no desde COBRANZA</w:t>
+            </w:r>
+          </w:p>
+        </w:tc>
+      </w:tr>
+    </w:tbl>
+    <w:p>
+      <w:pPr/>
+    </w:p>
+    <w:p>
+      <w:pPr/>
+      <w:r>
+        <w:t>Un punto adicional se resolvió gratis al traducir el requerimiento: el punto 8.2 (“Monto Total Pagado”) no requiere agregar EstadoPago/MontoPagado a OrdenDeTrabajo — ya tiene TotalAbonado (abonos + pagos, recalculado transaccionalmente) y Saldo, así que MontoTotalPagado de un Operativo se deriva de SUM(OT.TotalAbonado) de sus OT vinculadas.</w:t>
+      </w:r>
+    </w:p>
+    <w:p>
+      <w:pPr>
+        <w:pStyle w:val="Heading2"/>
+      </w:pPr>
+      <w:r>
+        <w:t>14.4 Esquema — qué falta aplicar</w:t>
+      </w:r>
+    </w:p>
+    <w:p>
+      <w:pPr/>
+      <w:r>
+        <w:t>Alcance de la Etapa 1: solo esquema, a pedido explícito del usuario. El script 009_modulo_operativo.sql (ya extendido en la Etapa 2 con las columnas de snapshot, ver 14.2) sigue sin aplicarse a ninguna base real — es lo único que falta de esta etapa. La entidades de OPT.Domain, sus IEntityTypeConfiguration&lt;T&gt;, Application y API se completaron en la Etapa 2 (§14.5) — el modelo de EF Core y el esquema ya no están desalineados (a diferencia de lo que advertía esta sección originalmente).</w:t>
+      </w:r>
+    </w:p>
+    <w:p>
+      <w:pPr>
+        <w:pStyle w:val="Heading2"/>
+      </w:pPr>
+      <w:r>
+        <w:t>14.5 Dominio, Application y API — Etapa 2 (2026-09-15, ADR 0011)</w:t>
+      </w:r>
+    </w:p>
+    <w:p>
+      <w:r>
+        <w:t>Construidos en la misma fecha que el esquema, en una sesión posterior. Sigue al pie el patrón ya aceptado para OrdenDeTrabajo (ADR 0007): agregado con raíz propia, catálogo de estados con reglas de transición, repositorio con BuscarPaginadoAsync + whitelist de orden, DtoFactory registrado a mano en AddApplication, controller con AutorizarRoles por acción. Detalle completo de las 6 decisiones de diseño (incluidas las alternativas descartadas) en el ADR 0011 y en .agents/context/modulo-operativo.md §5.</w:t>
+      </w:r>
+    </w:p>
+    <w:tbl>
+      <w:tblPr>
+        <w:tblStyle w:val="TableGrid"/>
+        <w:tblW w:type="auto" w:w="0"/>
+        <w:tblLook w:firstColumn="1" w:firstRow="1" w:lastColumn="0" w:lastRow="0" w:noHBand="0" w:noVBand="1" w:val="04A0"/>
+      </w:tblPr>
+      <w:tblGrid>
+        <w:gridCol w:w="4320"/>
+        <w:gridCol w:w="4320"/>
+      </w:tblGrid>
+      <w:tr>
+        <w:tc>
+          <w:tcPr>
+            <w:tcW w:type="dxa" w:w="4320"/>
+          </w:tcPr>
+          <w:p>
+            <w:r>
+              <w:t>Capa / pieza</w:t>
+            </w:r>
+          </w:p>
+        </w:tc>
+        <w:tc>
+          <w:tcPr>
+            <w:tcW w:type="dxa" w:w="4320"/>
+          </w:tcPr>
+          <w:p>
+            <w:r>
+              <w:t>Contenido</w:t>
+            </w:r>
+          </w:p>
+        </w:tc>
+      </w:tr>
+      <w:tr>
+        <w:tc>
+          <w:tcPr>
+            <w:tcW w:type="dxa" w:w="4320"/>
+          </w:tcPr>
+          <w:p>
+            <w:r>
+              <w:t>OPT.Domain/Entities/Operativo/</w:t>
+            </w:r>
+          </w:p>
+        </w:tc>
+        <w:tc>
+          <w:tcPr>
+            <w:tcW w:type="dxa" w:w="4320"/>
+          </w:tcPr>
+          <w:p>
+            <w:r>
+              <w:t>Operativo (agregado raíz — no referencia OrdenDeTrabajo, para no acoplar los dos módulos), OperativoOT, GastoOperativo, EstadoOperativo, EstadosOperativo (flujo Prospecto(1)→Ingresado(2)→Cobranza(3)→Cerrado(4), sin retroceso; Anulado(5) solo alcanzable desde Prospecto/Ingresado).</w:t>
+            </w:r>
+          </w:p>
+        </w:tc>
+      </w:tr>
+      <w:tr>
+        <w:tc>
+          <w:tcPr>
+            <w:tcW w:type="dxa" w:w="4320"/>
+          </w:tcPr>
+          <w:p>
+            <w:r>
+              <w:t>OPT.Domain/Interfaces/Repositories/</w:t>
+            </w:r>
+          </w:p>
+        </w:tc>
+        <w:tc>
+          <w:tcPr>
+            <w:tcW w:type="dxa" w:w="4320"/>
+          </w:tcPr>
+          <w:p>
+            <w:r>
+              <w:t>IOperativoRepositorio, IEstadoOperativoRepositorio. IOrdenDeTrabajoRepositorio.BuscarPaginadoAsync gana el parámetro operativoId (filtro de Cobranza por Operativo, sin tocar CobranzaController).</w:t>
+            </w:r>
+          </w:p>
+        </w:tc>
+      </w:tr>
+      <w:tr>
+        <w:tc>
+          <w:tcPr>
+            <w:tcW w:type="dxa" w:w="4320"/>
+          </w:tcPr>
+          <w:p>
+            <w:r>
+              <w:t>OPT.Infrastructure/</w:t>
+            </w:r>
+          </w:p>
+        </w:tc>
+        <w:tc>
+          <w:tcPr>
+            <w:tcW w:type="dxa" w:w="4320"/>
+          </w:tcPr>
+          <w:p>
+            <w:r>
+              <w:t>Configurations/Operativo/ (4 IEntityTypeConfiguration&lt;T&gt;), Repositories/OperativoRepositorio.cs, Repositories/EstadoOperativoRepositorio.cs; AppDbContext con los 4 DbSet nuevos y la secuencia SEQ_CorrelativoOperativo; los 2 repos registrados en DependencyInjection.</w:t>
+            </w:r>
+          </w:p>
+        </w:tc>
+      </w:tr>
+      <w:tr>
+        <w:tc>
+          <w:tcPr>
+            <w:tcW w:type="dxa" w:w="4320"/>
+          </w:tcPr>
+          <w:p>
+            <w:r>
+              <w:t>OPT.Application/Features/Operativos/</w:t>
+            </w:r>
+          </w:p>
+        </w:tc>
+        <w:tc>
+          <w:tcPr>
+            <w:tcW w:type="dxa" w:w="4320"/>
+          </w:tcPr>
+          <w:p>
+            <w:r>
+              <w:t>OperativoDto.cs, OperativoDtoFactory.cs (registrada a mano, igual que OrdenDeTrabajoDtoFactory) y 9 Commands (Crear, Actualizar, CambiarEstado, Anular, AsociarOrden, QuitarOrden, RecalcularMontos, RegistrarGasto, EliminarGasto) + 2 Queries (ObtenerTodos paginado, ObtenerPorId).</w:t>
+            </w:r>
+          </w:p>
+        </w:tc>
+      </w:tr>
+      <w:tr>
+        <w:tc>
+          <w:tcPr>
+            <w:tcW w:type="dxa" w:w="4320"/>
+          </w:tcPr>
+          <w:p>
+            <w:r>
+              <w:t>OPT.Application/Features/EstadosOperativo/</w:t>
+            </w:r>
+          </w:p>
+        </w:tc>
+        <w:tc>
+          <w:tcPr>
+            <w:tcW w:type="dxa" w:w="4320"/>
+          </w:tcPr>
+          <w:p>
+            <w:r>
+              <w:t>Catálogo de solo lectura (patrón EstadosOT).</w:t>
+            </w:r>
+          </w:p>
+        </w:tc>
+      </w:tr>
+      <w:tr>
+        <w:tc>
+          <w:tcPr>
+            <w:tcW w:type="dxa" w:w="4320"/>
+          </w:tcPr>
+          <w:p>
+            <w:r>
+              <w:t>OPT.API/Controllers/</w:t>
+            </w:r>
+          </w:p>
+        </w:tc>
+        <w:tc>
+          <w:tcPr>
+            <w:tcW w:type="dxa" w:w="4320"/>
+          </w:tcPr>
+          <w:p>
+            <w:r>
+              <w:t>OperativosController.cs (/api/operativos, siempre por PublicId; subrecursos ordenes/gastos/estado/anular/recalcular-montos anidados bajo el Operativo) y EstadosOperativoController.cs.</w:t>
+            </w:r>
+          </w:p>
+        </w:tc>
+      </w:tr>
+    </w:tbl>
+    <w:p>
+      <w:pPr>
+        <w:pStyle w:val="Heading2"/>
+      </w:pPr>
+      <w:r>
+        <w:t>14.6 Puntos del requerimiento resueltos sin AskUserQuestion</w:t>
+      </w:r>
+    </w:p>
+    <w:p>
+      <w:r>
+        <w:t>El usuario no estaba disponible para las preguntas puntuales de esta sesión; se resolvieron por analogía directa con patrones ya aceptados del ADR 0007 y quedaron documentados como decisión de IA (no de negocio) en el ADR 0011, para que una sesión futura las confirme o revierta.</w:t>
+      </w:r>
+    </w:p>
+    <w:tbl>
+      <w:tblPr>
+        <w:tblStyle w:val="TableGrid"/>
+        <w:tblW w:type="auto" w:w="0"/>
+        <w:tblLook w:firstColumn="1" w:firstRow="1" w:lastColumn="0" w:lastRow="0" w:noHBand="0" w:noVBand="1" w:val="04A0"/>
+      </w:tblPr>
+      <w:tblGrid>
+        <w:gridCol w:w="4320"/>
+        <w:gridCol w:w="4320"/>
+      </w:tblGrid>
+      <w:tr>
+        <w:tc>
+          <w:tcPr>
+            <w:tcW w:type="dxa" w:w="4320"/>
+          </w:tcPr>
+          <w:p>
+            <w:r>
+              <w:t>Punto del requerimiento</w:t>
+            </w:r>
+          </w:p>
+        </w:tc>
+        <w:tc>
+          <w:tcPr>
+            <w:tcW w:type="dxa" w:w="4320"/>
+          </w:tcPr>
+          <w:p>
+            <w:r>
+              <w:t>Decisión de esta sesión</w:t>
+            </w:r>
+          </w:p>
+        </w:tc>
+      </w:tr>
+      <w:tr>
+        <w:tc>
+          <w:tcPr>
+            <w:tcW w:type="dxa" w:w="4320"/>
+          </w:tcPr>
+          <w:p>
+            <w:r>
+              <w:t>8.1 Origen de Monto Total Vendido/Pagado</w:t>
+            </w:r>
+          </w:p>
+        </w:tc>
+        <w:tc>
+          <w:tcPr>
+            <w:tcW w:type="dxa" w:w="4320"/>
+          </w:tcPr>
+          <w:p>
+            <w:r>
+              <w:t>Snapshot en OperativoOT (MontoVendidoSnapshot/MontoPagadoSnapshot), fijado al asociar la OT y refrescado a demanda vía POST /api/operativos/{publicId}/recalcular-montos. Un abono/pago registrado después en una OT ya asociada NO actualiza solo el total del Operativo.</w:t>
+            </w:r>
+          </w:p>
+        </w:tc>
+      </w:tr>
+      <w:tr>
+        <w:tc>
+          <w:tcPr>
+            <w:tcW w:type="dxa" w:w="4320"/>
+          </w:tcPr>
+          <w:p>
+            <w:r>
+              <w:t>8.3 Fórmula de ganancia/pérdida</w:t>
+            </w:r>
+          </w:p>
+        </w:tc>
+        <w:tc>
+          <w:tcPr>
+            <w:tcW w:type="dxa" w:w="4320"/>
+          </w:tcPr>
+          <w:p>
+            <w:r>
+              <w:t>Se calculan AMBAS en el DTO (GananciaPagado = Pagado−Gastos, GananciaVendido = Vendido−Gastos), sin persistir ninguna columna.</w:t>
+            </w:r>
+          </w:p>
+        </w:tc>
+      </w:tr>
+      <w:tr>
+        <w:tc>
+          <w:tcPr>
+            <w:tcW w:type="dxa" w:w="4320"/>
+          </w:tcPr>
+          <w:p>
+            <w:r>
+              <w:t>8.7 Permisos por rol</w:t>
+            </w:r>
+          </w:p>
+        </w:tc>
+        <w:tc>
+          <w:tcPr>
+            <w:tcW w:type="dxa" w:w="4320"/>
+          </w:tcPr>
+          <w:p>
+            <w:r>
+              <w:t>Reuso directo de los grupos de RolesOPT ya existentes (OperacionComercial/AnulacionComercial), sin crear un grupo nuevo para Operativo.</w:t>
+            </w:r>
+          </w:p>
+        </w:tc>
+      </w:tr>
+      <w:tr>
+        <w:tc>
+          <w:tcPr>
+            <w:tcW w:type="dxa" w:w="4320"/>
+          </w:tcPr>
+          <w:p>
+            <w:r>
+              <w:t>Bitácora de cambios de estado</w:t>
+            </w:r>
+          </w:p>
+        </w:tc>
+        <w:tc>
+          <w:tcPr>
+            <w:tcW w:type="dxa" w:w="4320"/>
+          </w:tcPr>
+          <w:p>
+            <w:r>
+              <w:t>El módulo NO tiene una tabla análoga a OPT_BitacoraOT (el requerimiento no la pidió). El motivo de una anulación queda concatenado en Operativo.Observacion.</w:t>
+            </w:r>
+          </w:p>
+        </w:tc>
+      </w:tr>
+    </w:tbl>
+    <w:p>
+      <w:pPr>
+        <w:pStyle w:val="Heading2"/>
+      </w:pPr>
+      <w:r>
+        <w:t>14.7 Pendiente (tras la Etapa 2)</w:t>
+      </w:r>
+    </w:p>
+    <w:p>
+      <w:r>
+        <w:t>(1) Aplicar 009_modulo_operativo.sql (ya con las columnas de snapshot) contra dbOPT_NET de desarrollo. (2) Probar OperativosController end-to-end con una sesión autenticada real — esta etapa solo se verificó con dotnet build OPT.sln (compila limpio) y dotnet ef dbcontext info (el modelo de EF Core valida). (3) Confirmar con el usuario las decisiones de §14.6. (4) ~~Frontend~~ — resuelto en la sesión 2026-09-15 (2ª): features/operativos/ completo (listado, diálogo de alta/edición, ficha ruteada con pestañas Órdenes/Gastos), ver Manual_Tecnico_Frontend_OPT.docx §6.9. El filtro operativoPublicId se agregó al listado de Órdenes de Trabajo (mismo mecanismo que empresaPublicId); Cobranza sigue sin ese filtro porque CobranzaController no lo expone. (5) Migración de OT históricas a Operativos y filtro por Operativo en el reporte de cristales quedan fuera de alcance: el primero porque el requerimiento lo pospuso explícitamente, el segundo porque ese reporte no existe todavía como endpoint en el sistema nuevo.</w:t>
       </w:r>
     </w:p>
     <w:sectPr>

--- a/src/documentos/Manual_Tecnico_Backend_OPT.docx
+++ b/src/documentos/Manual_Tecnico_Backend_OPT.docx
@@ -3214,6 +3214,14 @@
       </w:r>
     </w:p>
     <w:p>
+      <w:pPr>
+        <w:pStyle w:val="ListBullet"/>
+      </w:pPr>
+      <w:r>
+        <w:t>HU-OT-02/03 — origen Sucursal/Operativo (2026-09-22) — OrdenDeTrabajoResumenDto y OrdenDeTrabajoDto ganan los campos derivados OperativoPublicId/OperativoNombre (más OperativoCorrelativo en la vista completa) — nunca persistidos: si son null, la OT es venta de Sucursal. ObtenerOrdenesDeTrabajoQuery gana el filtro SoloSucursal. Ambos se resuelven con IOperativoRepositorio.ObtenerPorOrdenesDeTrabajoIdsAsync(ids), el mismo patrón de lookup por página que ya usaban clientes/sucursales/estados en el handler del listado. Ver src/documentos/HU/01_HU_Modulo_OT.html.</w:t>
+      </w:r>
+    </w:p>
+    <w:p>
       <w:pPr/>
       <w:r>
         <w:t>Verificado con dotnet build OPT.sln (compila limpio, sin advertencias nuevas) y el script 005 aplicado y verificado contra dbOPT_NET. Los endpoints todavía NO se probaron end-to-end con sesión autenticada.</w:t>
@@ -4734,6 +4742,38 @@
           <w:p>
             <w:r>
               <w:t>GET /api/ordenes-de-trabajo/{publicId} ahora devuelve además "cliente" (ClienteOTDto: RUT, nombre, fecha de nacimiento, previsión, teléfono, correo, comuna y región resueltas por el backend) y "recetas" (las RecetaCristalesDto vinculadas a esa OT). Las líneas de detalle llevan "comentario", y POST/PUT aceptan "recetaPublicId" — en PUT es estado final: si no viene, la orden queda sin receta.</w:t>
+            </w:r>
+          </w:p>
+        </w:tc>
+      </w:tr>
+      <w:tr>
+        <w:tc>
+          <w:tcPr>
+            <w:tcW w:type="dxa" w:w="2880"/>
+          </w:tcPr>
+          <w:p>
+            <w:r>
+              <w:t>OrdenesDeTrabajoController (2026-09-22, HU-OT-02/03)</w:t>
+            </w:r>
+          </w:p>
+        </w:tc>
+        <w:tc>
+          <w:tcPr>
+            <w:tcW w:type="dxa" w:w="2880"/>
+          </w:tcPr>
+          <w:p>
+            <w:r>
+              <w:t>Sin endpoints nuevos — cambia la forma del DTO y suma un filtro</w:t>
+            </w:r>
+          </w:p>
+        </w:tc>
+        <w:tc>
+          <w:tcPr>
+            <w:tcW w:type="dxa" w:w="2880"/>
+          </w:tcPr>
+          <w:p>
+            <w:r>
+              <w:t>GET /api/ordenes-de-trabajo gana el filtro soloSucursal (excluye OT con alguna fila en OPT_OperativoOT) y el listado ahora devuelve, por fila, "operativoPublicId"/"operativoNombre" (derivados, null si es venta de Sucursal). GET /api/ordenes-de-trabajo/{publicId} suma "operativoPublicId"/"operativoCorrelativo"/"operativoNombre" al DTO completo. Ambos poblados por el método nuevo IOperativoRepositorio.ObtenerPorOrdenesDeTrabajoIdsAsync(ids) — un lookup por página o por ficha, nunca un Include desde el agregado OrdenDeTrabajo.</w:t>
             </w:r>
           </w:p>
         </w:tc>
@@ -17638,7 +17678,7 @@
         <w:pStyle w:val="Heading2"/>
       </w:pPr>
       <w:r>
-        <w:t>14.2 Esquema aplicado — 009_modulo_operativo.sql (NO aplicado aún a dbOPT_NET)</w:t>
+        <w:t>14.2 Esquema aplicado — 009_modulo_operativo.sql a 012_operativo_contacto.sql (aplicados a dbOPT_NET)</w:t>
       </w:r>
     </w:p>
     <w:tbl>
@@ -17998,13 +18038,13 @@
         <w:pStyle w:val="Heading2"/>
       </w:pPr>
       <w:r>
-        <w:t>14.4 Esquema — qué falta aplicar</w:t>
+        <w:t>14.4 Esquema — estado de aplicación</w:t>
       </w:r>
     </w:p>
     <w:p>
       <w:pPr/>
       <w:r>
-        <w:t>Alcance de la Etapa 1: solo esquema, a pedido explícito del usuario. El script 009_modulo_operativo.sql (ya extendido en la Etapa 2 con las columnas de snapshot, ver 14.2) sigue sin aplicarse a ninguna base real — es lo único que falta de esta etapa. La entidades de OPT.Domain, sus IEntityTypeConfiguration&lt;T&gt;, Application y API se completaron en la Etapa 2 (§14.5) — el modelo de EF Core y el esquema ya no están desalineados (a diferencia de lo que advertía esta sección originalmente).</w:t>
+        <w:t>Alcance de la Etapa 1: solo esquema, a pedido explícito del usuario. 009_modulo_operativo.sql se aplicó a dbOPT_NET el 2026-09-16 (tabla vacía en ese momento), junto con 010_operativo_nombre.sql (Operativo.Nombre) y 011_operativoot_snapshot_montos.sql (los snapshots de montos por OT, que la primera redacción del script no incluía). El 2026-09-22 se sumó 012_operativo_contacto.sql (NombreContacto/MailContacto/TelefonoContacto en Operativo, HU-OP-01/02). Las entidades de OPT.Domain, sus IEntityTypeConfiguration&lt;T&gt;, Application y API están alineadas con el esquema aplicado — ver 14.5 y 14.8.</w:t>
       </w:r>
     </w:p>
     <w:p>
@@ -18324,12 +18364,55 @@
         <w:pStyle w:val="Heading2"/>
       </w:pPr>
       <w:r>
-        <w:t>14.7 Pendiente (tras la Etapa 2)</w:t>
+        <w:t>14.7 Pendiente (a partir de la sesión 2026-09-22)</w:t>
       </w:r>
     </w:p>
     <w:p>
       <w:r>
-        <w:t>(1) Aplicar 009_modulo_operativo.sql (ya con las columnas de snapshot) contra dbOPT_NET de desarrollo. (2) Probar OperativosController end-to-end con una sesión autenticada real — esta etapa solo se verificó con dotnet build OPT.sln (compila limpio) y dotnet ef dbcontext info (el modelo de EF Core valida). (3) Confirmar con el usuario las decisiones de §14.6. (4) ~~Frontend~~ — resuelto en la sesión 2026-09-15 (2ª): features/operativos/ completo (listado, diálogo de alta/edición, ficha ruteada con pestañas Órdenes/Gastos), ver Manual_Tecnico_Frontend_OPT.docx §6.9. El filtro operativoPublicId se agregó al listado de Órdenes de Trabajo (mismo mecanismo que empresaPublicId); Cobranza sigue sin ese filtro porque CobranzaController no lo expone. (5) Migración de OT históricas a Operativos y filtro por Operativo en el reporte de cristales quedan fuera de alcance: el primero porque el requerimiento lo pospuso explícitamente, el segundo porque ese reporte no existe todavía como endpoint en el sistema nuevo.</w:t>
+        <w:t>(1) Probar OperativosController y el frontend end-to-end con una sesión autenticada real contra dbOPT_NET — sigue bloqueado por lo mismo de siempre en este proyecto: los usuarios migrados conservan la clave de 4 caracteres del legacy y el validador de login exige 6. (2) Confirmar con el usuario las decisiones de §14.6. (3) Migración de OT históricas a Operativos: fuera de alcance, el requerimiento la pospuso explícitamente. (4) Épica C del HU del módulo (Cobranza: vínculo laboral/desvinculación/pérdida) y Épica D (Gastos: categoría/fecha) — ver §14.8, quedaron fuera de la sesión 2026-09-22 por alcance (D) y por riesgo de diseño sin resolver (C). El filtro por Operativo en el reporte de cristales GENERAL del sistema sigue sin existir — el Operativo tiene su propio Reporte de Cristales agregado en §14.8, que es un endpoint distinto.</w:t>
+      </w:r>
+    </w:p>
+    <w:p>
+      <w:pPr>
+        <w:pStyle w:val="Heading2"/>
+      </w:pPr>
+      <w:r>
+        <w:t>14.8 Submenú Recepción y Reporte de Cristales (sesión 2026-09-22)</w:t>
+      </w:r>
+    </w:p>
+    <w:p>
+      <w:r>
+        <w:t>HU-OP-01 a HU-OP-10 de src/documentos/HU/02_HU_Modulo_Operativo.html (Épicas A y B — ver 00_Analisis_Impacto.html para el análisis completo de las 4 épicas del documento). Alcance elegido por el usuario para esta sesión: contacto del Operativo y el submenú Recepción completo. Cobranza (Épica C, introduce "vínculo laboral"/"desvinculación"/"pérdida", conceptos de negocio nuevos con preguntas abiertas sin resolver) y Gastos (Épica D, categoría + fecha del gasto) quedaron fuera. Detalle completo de diseño en .agents/context/modulo-operativo.md §10.</w:t>
+      </w:r>
+    </w:p>
+    <w:p>
+      <w:r>
+        <w:t>Contacto del Operativo (HU-OP-01/02): NombreContacto/MailContacto/TelefonoContacto en Operativo (script 012, §14.2/§14.4) — propios de cada jornada, no de la Empresa, porque pueden cambiar de una jornada a otra aunque sea la misma Empresa convenio. Operativo.Crear/Actualizar, CrearOperativoCommand/ActualizarOperativoCommand (+ validators, mismo criterio de validación de email/teléfono que Cliente/Empresa — EmailAddress() condicional, sin regex de formato chileno) y OperativoDto/OperativoDtoFactory actualizados.</w:t>
+      </w:r>
+    </w:p>
+    <w:p>
+      <w:r>
+        <w:t>Reporte de Cristales (HU-OP-10): endpoint nuevo GET /api/operativos/{publicId}/reporte-cristales (ObtenerReporteCristalesOperativoQuery, OPT.Application/Features/Operativos/Queries/ObtenerReporteCristales/) — devuelve, por cada OT asociada al Operativo, sus datos básicos (N° OT, cliente, estado, fecha de atención) y las recetas de cristales vinculadas a esa OT (RecetaCristalesDto, mismo mapeo que usa la ficha de la OT). Se agregó IRecetaCristalesRepositorio.ObtenerPorOrdenesAsync (bulk, nuevo) para resolver las recetas de todas las OT del Operativo en una sola consulta en vez de una por OT — mismo criterio de evitar N+1 que ya sigue OperativoDtoFactory.</w:t>
+      </w:r>
+    </w:p>
+    <w:p>
+      <w:r>
+        <w:t>OperativoOTDto ganó FechaAtencion (tomada de OrdenDeTrabajo.FechaAtencion, ya cargada por OperativoDtoFactory — sin query nueva) para que el listado de OT del submenú Recepción la muestre por fila.</w:t>
+      </w:r>
+    </w:p>
+    <w:p>
+      <w:r>
+        <w:t>RolesOPT.OperacionComercialConCalidad ganó TécnicoMedico (OPT.Domain/Common/RolesOPT.cs): antes [Administrador, Supervisor, JefeSucursal, Vendedor, Operador, ControlCalidad], HU-OP-08 pide explícitamente que el Técnico Médico avance etapas de OT desde Recepción. Se corrigió el grupo existente (no se creó uno nuevo) y se aplicó a los mismos endpoints que ya lo usaban: OrdenesDeTrabajoController.ObtenerTodos/ObtenerPorId/CambiarEstado y OperativosController.ObtenerTodos/ObtenerPorId, más el endpoint nuevo de reporte de cristales. Detalle y motivación completa en .agents/context/seguridad-apis.md.</w:t>
+      </w:r>
+    </w:p>
+    <w:p>
+      <w:r>
+        <w:t>No se creó un comando combinado "crear OT + asociar a Operativo" en el backend (HU-OP-04): CrearOrdenDeTrabajoCommand sigue sin aceptar un operativoPublicId. El propio HU acepta que internamente se resuelva con dos llamadas (crear OT, luego POST /api/operativos/{publicId}/ordenes) — se implementó así en el frontend (ver Manual_Tecnico_Frontend_OPT.docx §6.9). Si la asociación falla después de creada la OT, la orden no se pierde: queda creada igual y se puede asociar manualmente después (HU-OP-05).</w:t>
+      </w:r>
+    </w:p>
+    <w:p>
+      <w:r>
+        <w:t>Verificado: dotnet build OPT.sln limpio, dotnet ef dbcontext info (modelo EF válido), script 012 aplicado a dbOPT_NET y columnas confirmadas con sqlcmd. No verificado en navegador contra dbOPT_NET con sesión autenticada real (ver §14.7).</w:t>
       </w:r>
     </w:p>
     <w:sectPr>
